--- a/BIT4139-Ethical Hacking and countermeasures logbook.docx
+++ b/BIT4139-Ethical Hacking and countermeasures logbook.docx
@@ -257,6 +257,8 @@
             </w:rPr>
             <w:t>Table of Contents</w:t>
           </w:r>
+          <w:bookmarkStart w:id="0" w:name="_GoBack"/>
+          <w:bookmarkEnd w:id="0"/>
         </w:p>
         <w:p>
           <w:pPr>
@@ -286,7 +288,7 @@
             </w:rPr>
             <w:fldChar w:fldCharType="separate"/>
           </w:r>
-          <w:hyperlink w:anchor="_Toc232678507" w:history="1">
+          <w:hyperlink w:anchor="_Toc232679715" w:history="1">
             <w:r>
               <w:rPr>
                 <w:rStyle w:val="Hyperlink"/>
@@ -310,7 +312,7 @@
               <w:rPr>
                 <w:webHidden/>
               </w:rPr>
-              <w:instrText xml:space="preserve"> PAGEREF _Toc232678507 \h </w:instrText>
+              <w:instrText xml:space="preserve"> PAGEREF _Toc232679715 \h </w:instrText>
             </w:r>
             <w:r>
               <w:rPr>
@@ -347,7 +349,7 @@
               <w:rFonts w:eastAsiaTheme="minorEastAsia"/>
             </w:rPr>
           </w:pPr>
-          <w:hyperlink w:anchor="_Toc232678508" w:history="1">
+          <w:hyperlink w:anchor="_Toc232679716" w:history="1">
             <w:r>
               <w:rPr>
                 <w:rStyle w:val="Hyperlink"/>
@@ -371,7 +373,7 @@
               <w:rPr>
                 <w:webHidden/>
               </w:rPr>
-              <w:instrText xml:space="preserve"> PAGEREF _Toc232678508 \h </w:instrText>
+              <w:instrText xml:space="preserve"> PAGEREF _Toc232679716 \h </w:instrText>
             </w:r>
             <w:r>
               <w:rPr>
@@ -408,7 +410,7 @@
               <w:rFonts w:eastAsiaTheme="minorEastAsia"/>
             </w:rPr>
           </w:pPr>
-          <w:hyperlink w:anchor="_Toc232678509" w:history="1">
+          <w:hyperlink w:anchor="_Toc232679717" w:history="1">
             <w:r>
               <w:rPr>
                 <w:rStyle w:val="Hyperlink"/>
@@ -432,7 +434,7 @@
               <w:rPr>
                 <w:webHidden/>
               </w:rPr>
-              <w:instrText xml:space="preserve"> PAGEREF _Toc232678509 \h </w:instrText>
+              <w:instrText xml:space="preserve"> PAGEREF _Toc232679717 \h </w:instrText>
             </w:r>
             <w:r>
               <w:rPr>
@@ -469,7 +471,7 @@
               <w:rFonts w:eastAsiaTheme="minorEastAsia"/>
             </w:rPr>
           </w:pPr>
-          <w:hyperlink w:anchor="_Toc232678510" w:history="1">
+          <w:hyperlink w:anchor="_Toc232679718" w:history="1">
             <w:r>
               <w:rPr>
                 <w:rStyle w:val="Hyperlink"/>
@@ -492,7 +494,7 @@
               <w:rPr>
                 <w:webHidden/>
               </w:rPr>
-              <w:instrText xml:space="preserve"> PAGEREF _Toc232678510 \h </w:instrText>
+              <w:instrText xml:space="preserve"> PAGEREF _Toc232679718 \h </w:instrText>
             </w:r>
             <w:r>
               <w:rPr>
@@ -529,7 +531,7 @@
               <w:rFonts w:eastAsiaTheme="minorEastAsia"/>
             </w:rPr>
           </w:pPr>
-          <w:hyperlink w:anchor="_Toc232678511" w:history="1">
+          <w:hyperlink w:anchor="_Toc232679719" w:history="1">
             <w:r>
               <w:rPr>
                 <w:rStyle w:val="Hyperlink"/>
@@ -553,7 +555,7 @@
               <w:rPr>
                 <w:webHidden/>
               </w:rPr>
-              <w:instrText xml:space="preserve"> PAGEREF _Toc232678511 \h </w:instrText>
+              <w:instrText xml:space="preserve"> PAGEREF _Toc232679719 \h </w:instrText>
             </w:r>
             <w:r>
               <w:rPr>
@@ -590,7 +592,7 @@
               <w:rFonts w:eastAsiaTheme="minorEastAsia"/>
             </w:rPr>
           </w:pPr>
-          <w:hyperlink w:anchor="_Toc232678512" w:history="1">
+          <w:hyperlink w:anchor="_Toc232679720" w:history="1">
             <w:r>
               <w:rPr>
                 <w:rStyle w:val="Hyperlink"/>
@@ -614,7 +616,7 @@
               <w:rPr>
                 <w:webHidden/>
               </w:rPr>
-              <w:instrText xml:space="preserve"> PAGEREF _Toc232678512 \h </w:instrText>
+              <w:instrText xml:space="preserve"> PAGEREF _Toc232679720 \h </w:instrText>
             </w:r>
             <w:r>
               <w:rPr>
@@ -632,6 +634,66 @@
                 <w:webHidden/>
               </w:rPr>
               <w:t>5</w:t>
+            </w:r>
+            <w:r>
+              <w:rPr>
+                <w:webHidden/>
+              </w:rPr>
+              <w:fldChar w:fldCharType="end"/>
+            </w:r>
+          </w:hyperlink>
+        </w:p>
+        <w:p>
+          <w:pPr>
+            <w:pStyle w:val="TOC1"/>
+            <w:tabs>
+              <w:tab w:val="right" w:leader="dot" w:pos="9350"/>
+            </w:tabs>
+            <w:rPr>
+              <w:rFonts w:eastAsiaTheme="minorEastAsia"/>
+            </w:rPr>
+          </w:pPr>
+          <w:hyperlink w:anchor="_Toc232679721" w:history="1">
+            <w:r>
+              <w:rPr>
+                <w:rStyle w:val="Hyperlink"/>
+              </w:rPr>
+              <w:t>Week 3</w:t>
+            </w:r>
+            <w:r>
+              <w:rPr>
+                <w:webHidden/>
+              </w:rPr>
+              <w:tab/>
+            </w:r>
+            <w:r>
+              <w:rPr>
+                <w:webHidden/>
+              </w:rPr>
+              <w:fldChar w:fldCharType="begin"/>
+            </w:r>
+            <w:r>
+              <w:rPr>
+                <w:webHidden/>
+              </w:rPr>
+              <w:instrText xml:space="preserve"> PAGEREF _Toc232679721 \h </w:instrText>
+            </w:r>
+            <w:r>
+              <w:rPr>
+                <w:webHidden/>
+              </w:rPr>
+            </w:r>
+            <w:r>
+              <w:rPr>
+                <w:webHidden/>
+              </w:rPr>
+              <w:fldChar w:fldCharType="separate"/>
+            </w:r>
+            <w:r>
+              <w:rPr>
+                <w:webHidden/>
+              </w:rPr>
+              <w:t>6</w:t>
             </w:r>
             <w:r>
               <w:rPr>
@@ -651,12 +713,12 @@
               <w:rFonts w:eastAsiaTheme="minorEastAsia"/>
             </w:rPr>
           </w:pPr>
-          <w:hyperlink w:anchor="_Toc232678513" w:history="1">
+          <w:hyperlink w:anchor="_Toc232679722" w:history="1">
             <w:r>
               <w:rPr>
                 <w:rStyle w:val="Hyperlink"/>
               </w:rPr>
-              <w:t>Week 3</w:t>
+              <w:t>Information Gthering</w:t>
             </w:r>
             <w:r>
               <w:rPr>
@@ -674,7 +736,7 @@
               <w:rPr>
                 <w:webHidden/>
               </w:rPr>
-              <w:instrText xml:space="preserve"> PAGEREF _Toc232678513 \h </w:instrText>
+              <w:instrText xml:space="preserve"> PAGEREF _Toc232679722 \h </w:instrText>
             </w:r>
             <w:r>
               <w:rPr>
@@ -692,6 +754,249 @@
                 <w:webHidden/>
               </w:rPr>
               <w:t>6</w:t>
+            </w:r>
+            <w:r>
+              <w:rPr>
+                <w:webHidden/>
+              </w:rPr>
+              <w:fldChar w:fldCharType="end"/>
+            </w:r>
+          </w:hyperlink>
+        </w:p>
+        <w:p>
+          <w:pPr>
+            <w:pStyle w:val="TOC3"/>
+            <w:tabs>
+              <w:tab w:val="right" w:leader="dot" w:pos="9350"/>
+            </w:tabs>
+            <w:rPr>
+              <w:rFonts w:eastAsiaTheme="minorEastAsia"/>
+            </w:rPr>
+          </w:pPr>
+          <w:hyperlink w:anchor="_Toc232679723" w:history="1">
+            <w:r>
+              <w:rPr>
+                <w:rStyle w:val="Hyperlink"/>
+                <w:rFonts w:eastAsiaTheme="majorEastAsia"/>
+              </w:rPr>
+              <w:t>IP Address &amp; Technologies</w:t>
+            </w:r>
+            <w:r>
+              <w:rPr>
+                <w:webHidden/>
+              </w:rPr>
+              <w:tab/>
+            </w:r>
+            <w:r>
+              <w:rPr>
+                <w:webHidden/>
+              </w:rPr>
+              <w:fldChar w:fldCharType="begin"/>
+            </w:r>
+            <w:r>
+              <w:rPr>
+                <w:webHidden/>
+              </w:rPr>
+              <w:instrText xml:space="preserve"> PAGEREF _Toc232679723 \h </w:instrText>
+            </w:r>
+            <w:r>
+              <w:rPr>
+                <w:webHidden/>
+              </w:rPr>
+            </w:r>
+            <w:r>
+              <w:rPr>
+                <w:webHidden/>
+              </w:rPr>
+              <w:fldChar w:fldCharType="separate"/>
+            </w:r>
+            <w:r>
+              <w:rPr>
+                <w:webHidden/>
+              </w:rPr>
+              <w:t>6</w:t>
+            </w:r>
+            <w:r>
+              <w:rPr>
+                <w:webHidden/>
+              </w:rPr>
+              <w:fldChar w:fldCharType="end"/>
+            </w:r>
+          </w:hyperlink>
+        </w:p>
+        <w:p>
+          <w:pPr>
+            <w:pStyle w:val="TOC3"/>
+            <w:tabs>
+              <w:tab w:val="right" w:leader="dot" w:pos="9350"/>
+            </w:tabs>
+            <w:rPr>
+              <w:rFonts w:eastAsiaTheme="minorEastAsia"/>
+            </w:rPr>
+          </w:pPr>
+          <w:hyperlink w:anchor="_Toc232679724" w:history="1">
+            <w:r>
+              <w:rPr>
+                <w:rStyle w:val="Hyperlink"/>
+              </w:rPr>
+              <w:t>Domain Registrar</w:t>
+            </w:r>
+            <w:r>
+              <w:rPr>
+                <w:webHidden/>
+              </w:rPr>
+              <w:tab/>
+            </w:r>
+            <w:r>
+              <w:rPr>
+                <w:webHidden/>
+              </w:rPr>
+              <w:fldChar w:fldCharType="begin"/>
+            </w:r>
+            <w:r>
+              <w:rPr>
+                <w:webHidden/>
+              </w:rPr>
+              <w:instrText xml:space="preserve"> PAGEREF _Toc232679724 \h </w:instrText>
+            </w:r>
+            <w:r>
+              <w:rPr>
+                <w:webHidden/>
+              </w:rPr>
+            </w:r>
+            <w:r>
+              <w:rPr>
+                <w:webHidden/>
+              </w:rPr>
+              <w:fldChar w:fldCharType="separate"/>
+            </w:r>
+            <w:r>
+              <w:rPr>
+                <w:webHidden/>
+              </w:rPr>
+              <w:t>7</w:t>
+            </w:r>
+            <w:r>
+              <w:rPr>
+                <w:webHidden/>
+              </w:rPr>
+              <w:fldChar w:fldCharType="end"/>
+            </w:r>
+          </w:hyperlink>
+        </w:p>
+        <w:p>
+          <w:pPr>
+            <w:pStyle w:val="TOC3"/>
+            <w:tabs>
+              <w:tab w:val="right" w:leader="dot" w:pos="9350"/>
+            </w:tabs>
+            <w:rPr>
+              <w:rFonts w:eastAsiaTheme="minorEastAsia"/>
+            </w:rPr>
+          </w:pPr>
+          <w:hyperlink w:anchor="_Toc232679725" w:history="1">
+            <w:r>
+              <w:rPr>
+                <w:rStyle w:val="Hyperlink"/>
+                <w:rFonts w:eastAsiaTheme="majorEastAsia"/>
+              </w:rPr>
+              <w:t>Email Patterns</w:t>
+            </w:r>
+            <w:r>
+              <w:rPr>
+                <w:webHidden/>
+              </w:rPr>
+              <w:tab/>
+            </w:r>
+            <w:r>
+              <w:rPr>
+                <w:webHidden/>
+              </w:rPr>
+              <w:fldChar w:fldCharType="begin"/>
+            </w:r>
+            <w:r>
+              <w:rPr>
+                <w:webHidden/>
+              </w:rPr>
+              <w:instrText xml:space="preserve"> PAGEREF _Toc232679725 \h </w:instrText>
+            </w:r>
+            <w:r>
+              <w:rPr>
+                <w:webHidden/>
+              </w:rPr>
+            </w:r>
+            <w:r>
+              <w:rPr>
+                <w:webHidden/>
+              </w:rPr>
+              <w:fldChar w:fldCharType="separate"/>
+            </w:r>
+            <w:r>
+              <w:rPr>
+                <w:webHidden/>
+              </w:rPr>
+              <w:t>9</w:t>
+            </w:r>
+            <w:r>
+              <w:rPr>
+                <w:webHidden/>
+              </w:rPr>
+              <w:fldChar w:fldCharType="end"/>
+            </w:r>
+          </w:hyperlink>
+        </w:p>
+        <w:p>
+          <w:pPr>
+            <w:pStyle w:val="TOC1"/>
+            <w:tabs>
+              <w:tab w:val="right" w:leader="dot" w:pos="9350"/>
+            </w:tabs>
+            <w:rPr>
+              <w:rFonts w:eastAsiaTheme="minorEastAsia"/>
+            </w:rPr>
+          </w:pPr>
+          <w:hyperlink w:anchor="_Toc232679726" w:history="1">
+            <w:r>
+              <w:rPr>
+                <w:rStyle w:val="Hyperlink"/>
+                <w:rFonts w:ascii="Times New Roman" w:hAnsi="Times New Roman" w:cs="Times New Roman"/>
+              </w:rPr>
+              <w:t>Week 4</w:t>
+            </w:r>
+            <w:r>
+              <w:rPr>
+                <w:webHidden/>
+              </w:rPr>
+              <w:tab/>
+            </w:r>
+            <w:r>
+              <w:rPr>
+                <w:webHidden/>
+              </w:rPr>
+              <w:fldChar w:fldCharType="begin"/>
+            </w:r>
+            <w:r>
+              <w:rPr>
+                <w:webHidden/>
+              </w:rPr>
+              <w:instrText xml:space="preserve"> PAGEREF _Toc232679726 \h </w:instrText>
+            </w:r>
+            <w:r>
+              <w:rPr>
+                <w:webHidden/>
+              </w:rPr>
+            </w:r>
+            <w:r>
+              <w:rPr>
+                <w:webHidden/>
+              </w:rPr>
+              <w:fldChar w:fldCharType="separate"/>
+            </w:r>
+            <w:r>
+              <w:rPr>
+                <w:webHidden/>
+              </w:rPr>
+              <w:t>10</w:t>
             </w:r>
             <w:r>
               <w:rPr>
@@ -711,12 +1016,13 @@
               <w:rFonts w:eastAsiaTheme="minorEastAsia"/>
             </w:rPr>
           </w:pPr>
-          <w:hyperlink w:anchor="_Toc232678514" w:history="1">
+          <w:hyperlink w:anchor="_Toc232679727" w:history="1">
             <w:r>
               <w:rPr>
                 <w:rStyle w:val="Hyperlink"/>
-              </w:rPr>
-              <w:t>Information Gthering</w:t>
+                <w:rFonts w:ascii="Times New Roman" w:hAnsi="Times New Roman" w:cs="Times New Roman"/>
+              </w:rPr>
+              <w:t>SCANNING AND ENUMERATION</w:t>
             </w:r>
             <w:r>
               <w:rPr>
@@ -734,7 +1040,7 @@
               <w:rPr>
                 <w:webHidden/>
               </w:rPr>
-              <w:instrText xml:space="preserve"> PAGEREF _Toc232678514 \h </w:instrText>
+              <w:instrText xml:space="preserve"> PAGEREF _Toc232679727 \h </w:instrText>
             </w:r>
             <w:r>
               <w:rPr>
@@ -751,7 +1057,7 @@
               <w:rPr>
                 <w:webHidden/>
               </w:rPr>
-              <w:t>6</w:t>
+              <w:t>10</w:t>
             </w:r>
             <w:r>
               <w:rPr>
@@ -771,13 +1077,12 @@
               <w:rFonts w:eastAsiaTheme="minorEastAsia"/>
             </w:rPr>
           </w:pPr>
-          <w:hyperlink w:anchor="_Toc232678515" w:history="1">
+          <w:hyperlink w:anchor="_Toc232679728" w:history="1">
             <w:r>
               <w:rPr>
                 <w:rStyle w:val="Hyperlink"/>
-                <w:rFonts w:eastAsiaTheme="majorEastAsia"/>
-              </w:rPr>
-              <w:t>IP Address &amp; Technologies</w:t>
+              </w:rPr>
+              <w:t>Port and Service Scan</w:t>
             </w:r>
             <w:r>
               <w:rPr>
@@ -795,7 +1100,7 @@
               <w:rPr>
                 <w:webHidden/>
               </w:rPr>
-              <w:instrText xml:space="preserve"> PAGEREF _Toc232678515 \h </w:instrText>
+              <w:instrText xml:space="preserve"> PAGEREF _Toc232679728 \h </w:instrText>
             </w:r>
             <w:r>
               <w:rPr>
@@ -812,7 +1117,7 @@
               <w:rPr>
                 <w:webHidden/>
               </w:rPr>
-              <w:t>6</w:t>
+              <w:t>10</w:t>
             </w:r>
             <w:r>
               <w:rPr>
@@ -832,13 +1137,30 @@
               <w:rFonts w:eastAsiaTheme="minorEastAsia"/>
             </w:rPr>
           </w:pPr>
-          <w:hyperlink w:anchor="_Toc232678516" w:history="1">
+          <w:hyperlink w:anchor="_Toc232679729" w:history="1">
             <w:r>
               <w:rPr>
                 <w:rStyle w:val="Hyperlink"/>
                 <w:rFonts w:eastAsiaTheme="majorEastAsia"/>
               </w:rPr>
-              <w:t>Domain Registrar</w:t>
+              <w:t xml:space="preserve">OS Identification &amp; Shared </w:t>
+            </w:r>
+            <w:r>
+              <w:rPr>
+                <w:rStyle w:val="Hyperlink"/>
+                <w:rFonts w:eastAsiaTheme="majorEastAsia"/>
+                <w14:shadow w14:blurRad="38100" w14:dist="19050" w14:dir="2700000" w14:sx="100000" w14:sy="100000" w14:kx="0" w14:ky="0" w14:algn="tl">
+                  <w14:schemeClr w14:val="dk1">
+                    <w14:alpha w14:val="60000"/>
+                  </w14:schemeClr>
+                </w14:shadow>
+                <w14:textOutline w14:w="0" w14:cap="flat" w14:cmpd="sng" w14:algn="ctr">
+                  <w14:noFill/>
+                  <w14:prstDash w14:val="solid"/>
+                  <w14:round/>
+                </w14:textOutline>
+              </w:rPr>
+              <w:t>Folders</w:t>
             </w:r>
             <w:r>
               <w:rPr>
@@ -856,7 +1178,7 @@
               <w:rPr>
                 <w:webHidden/>
               </w:rPr>
-              <w:instrText xml:space="preserve"> PAGEREF _Toc232678516 \h </w:instrText>
+              <w:instrText xml:space="preserve"> PAGEREF _Toc232679729 \h </w:instrText>
             </w:r>
             <w:r>
               <w:rPr>
@@ -873,7 +1195,7 @@
               <w:rPr>
                 <w:webHidden/>
               </w:rPr>
-              <w:t>6</w:t>
+              <w:t>11</w:t>
             </w:r>
             <w:r>
               <w:rPr>
@@ -893,13 +1215,12 @@
               <w:rFonts w:eastAsiaTheme="minorEastAsia"/>
             </w:rPr>
           </w:pPr>
-          <w:hyperlink w:anchor="_Toc232678517" w:history="1">
+          <w:hyperlink w:anchor="_Toc232679730" w:history="1">
             <w:r>
               <w:rPr>
                 <w:rStyle w:val="Hyperlink"/>
-                <w:rFonts w:eastAsiaTheme="majorEastAsia"/>
-              </w:rPr>
-              <w:t>Email Patterns</w:t>
+              </w:rPr>
+              <w:t>Sub-Domain</w:t>
             </w:r>
             <w:r>
               <w:rPr>
@@ -917,7 +1238,7 @@
               <w:rPr>
                 <w:webHidden/>
               </w:rPr>
-              <w:instrText xml:space="preserve"> PAGEREF _Toc232678517 \h </w:instrText>
+              <w:instrText xml:space="preserve"> PAGEREF _Toc232679730 \h </w:instrText>
             </w:r>
             <w:r>
               <w:rPr>
@@ -934,7 +1255,7 @@
               <w:rPr>
                 <w:webHidden/>
               </w:rPr>
-              <w:t>8</w:t>
+              <w:t>12</w:t>
             </w:r>
             <w:r>
               <w:rPr>
@@ -954,13 +1275,13 @@
               <w:rFonts w:eastAsiaTheme="minorEastAsia"/>
             </w:rPr>
           </w:pPr>
-          <w:hyperlink w:anchor="_Toc232678518" w:history="1">
+          <w:hyperlink w:anchor="_Toc232679731" w:history="1">
             <w:r>
               <w:rPr>
                 <w:rStyle w:val="Hyperlink"/>
                 <w:rFonts w:ascii="Times New Roman" w:hAnsi="Times New Roman" w:cs="Times New Roman"/>
               </w:rPr>
-              <w:t>Week 4</w:t>
+              <w:t>Week 5</w:t>
             </w:r>
             <w:r>
               <w:rPr>
@@ -978,7 +1299,7 @@
               <w:rPr>
                 <w:webHidden/>
               </w:rPr>
-              <w:instrText xml:space="preserve"> PAGEREF _Toc232678518 \h </w:instrText>
+              <w:instrText xml:space="preserve"> PAGEREF _Toc232679731 \h </w:instrText>
             </w:r>
             <w:r>
               <w:rPr>
@@ -995,7 +1316,7 @@
               <w:rPr>
                 <w:webHidden/>
               </w:rPr>
-              <w:t>9</w:t>
+              <w:t>14</w:t>
             </w:r>
             <w:r>
               <w:rPr>
@@ -1015,13 +1336,13 @@
               <w:rFonts w:eastAsiaTheme="minorEastAsia"/>
             </w:rPr>
           </w:pPr>
-          <w:hyperlink w:anchor="_Toc232678519" w:history="1">
+          <w:hyperlink w:anchor="_Toc232679732" w:history="1">
             <w:r>
               <w:rPr>
                 <w:rStyle w:val="Hyperlink"/>
                 <w:rFonts w:ascii="Times New Roman" w:hAnsi="Times New Roman" w:cs="Times New Roman"/>
               </w:rPr>
-              <w:t>SCANNING AND ENUMERATION</w:t>
+              <w:t>Gaining access</w:t>
             </w:r>
             <w:r>
               <w:rPr>
@@ -1039,7 +1360,7 @@
               <w:rPr>
                 <w:webHidden/>
               </w:rPr>
-              <w:instrText xml:space="preserve"> PAGEREF _Toc232678519 \h </w:instrText>
+              <w:instrText xml:space="preserve"> PAGEREF _Toc232679732 \h </w:instrText>
             </w:r>
             <w:r>
               <w:rPr>
@@ -1056,7 +1377,7 @@
               <w:rPr>
                 <w:webHidden/>
               </w:rPr>
-              <w:t>9</w:t>
+              <w:t>14</w:t>
             </w:r>
             <w:r>
               <w:rPr>
@@ -1076,12 +1397,12 @@
               <w:rFonts w:eastAsiaTheme="minorEastAsia"/>
             </w:rPr>
           </w:pPr>
-          <w:hyperlink w:anchor="_Toc232678520" w:history="1">
+          <w:hyperlink w:anchor="_Toc232679733" w:history="1">
             <w:r>
               <w:rPr>
                 <w:rStyle w:val="Hyperlink"/>
               </w:rPr>
-              <w:t>Port and Service Scan</w:t>
+              <w:t>SQL injection Test</w:t>
             </w:r>
             <w:r>
               <w:rPr>
@@ -1099,7 +1420,7 @@
               <w:rPr>
                 <w:webHidden/>
               </w:rPr>
-              <w:instrText xml:space="preserve"> PAGEREF _Toc232678520 \h </w:instrText>
+              <w:instrText xml:space="preserve"> PAGEREF _Toc232679733 \h </w:instrText>
             </w:r>
             <w:r>
               <w:rPr>
@@ -1116,7 +1437,7 @@
               <w:rPr>
                 <w:webHidden/>
               </w:rPr>
-              <w:t>9</w:t>
+              <w:t>14</w:t>
             </w:r>
             <w:r>
               <w:rPr>
@@ -1125,12 +1446,10 @@
               <w:fldChar w:fldCharType="end"/>
             </w:r>
           </w:hyperlink>
-          <w:bookmarkStart w:id="0" w:name="_GoBack"/>
-          <w:bookmarkEnd w:id="0"/>
         </w:p>
         <w:p>
           <w:pPr>
-            <w:pStyle w:val="TOC3"/>
+            <w:pStyle w:val="TOC1"/>
             <w:tabs>
               <w:tab w:val="right" w:leader="dot" w:pos="9350"/>
             </w:tabs>
@@ -1138,30 +1457,72 @@
               <w:rFonts w:eastAsiaTheme="minorEastAsia"/>
             </w:rPr>
           </w:pPr>
-          <w:hyperlink w:anchor="_Toc232678521" w:history="1">
+          <w:hyperlink w:anchor="_Toc232679734" w:history="1">
             <w:r>
               <w:rPr>
                 <w:rStyle w:val="Hyperlink"/>
-                <w:rFonts w:eastAsiaTheme="majorEastAsia"/>
-              </w:rPr>
-              <w:t xml:space="preserve">OS Identification &amp; Shared </w:t>
-            </w:r>
+              </w:rPr>
+              <w:t>WEEK 6</w:t>
+            </w:r>
+            <w:r>
+              <w:rPr>
+                <w:webHidden/>
+              </w:rPr>
+              <w:tab/>
+            </w:r>
+            <w:r>
+              <w:rPr>
+                <w:webHidden/>
+              </w:rPr>
+              <w:fldChar w:fldCharType="begin"/>
+            </w:r>
+            <w:r>
+              <w:rPr>
+                <w:webHidden/>
+              </w:rPr>
+              <w:instrText xml:space="preserve"> PAGEREF _Toc232679734 \h </w:instrText>
+            </w:r>
+            <w:r>
+              <w:rPr>
+                <w:webHidden/>
+              </w:rPr>
+            </w:r>
+            <w:r>
+              <w:rPr>
+                <w:webHidden/>
+              </w:rPr>
+              <w:fldChar w:fldCharType="separate"/>
+            </w:r>
+            <w:r>
+              <w:rPr>
+                <w:webHidden/>
+              </w:rPr>
+              <w:t>15</w:t>
+            </w:r>
+            <w:r>
+              <w:rPr>
+                <w:webHidden/>
+              </w:rPr>
+              <w:fldChar w:fldCharType="end"/>
+            </w:r>
+          </w:hyperlink>
+        </w:p>
+        <w:p>
+          <w:pPr>
+            <w:pStyle w:val="TOC2"/>
+            <w:tabs>
+              <w:tab w:val="right" w:leader="dot" w:pos="9350"/>
+            </w:tabs>
+            <w:rPr>
+              <w:rFonts w:eastAsiaTheme="minorEastAsia"/>
+            </w:rPr>
+          </w:pPr>
+          <w:hyperlink w:anchor="_Toc232679735" w:history="1">
             <w:r>
               <w:rPr>
                 <w:rStyle w:val="Hyperlink"/>
-                <w:rFonts w:eastAsiaTheme="majorEastAsia"/>
-                <w14:shadow w14:blurRad="38100" w14:dist="19050" w14:dir="2700000" w14:sx="100000" w14:sy="100000" w14:kx="0" w14:ky="0" w14:algn="tl">
-                  <w14:schemeClr w14:val="dk1">
-                    <w14:alpha w14:val="60000"/>
-                  </w14:schemeClr>
-                </w14:shadow>
-                <w14:textOutline w14:w="0" w14:cap="flat" w14:cmpd="sng" w14:algn="ctr">
-                  <w14:noFill/>
-                  <w14:prstDash w14:val="solid"/>
-                  <w14:round/>
-                </w14:textOutline>
-              </w:rPr>
-              <w:t>Folders</w:t>
+              </w:rPr>
+              <w:t>VULNERABILIY ASSESSMENT AND SCANNING</w:t>
             </w:r>
             <w:r>
               <w:rPr>
@@ -1179,7 +1540,7 @@
               <w:rPr>
                 <w:webHidden/>
               </w:rPr>
-              <w:instrText xml:space="preserve"> PAGEREF _Toc232678521 \h </w:instrText>
+              <w:instrText xml:space="preserve"> PAGEREF _Toc232679735 \h </w:instrText>
             </w:r>
             <w:r>
               <w:rPr>
@@ -1196,7 +1557,7 @@
               <w:rPr>
                 <w:webHidden/>
               </w:rPr>
-              <w:t>10</w:t>
+              <w:t>15</w:t>
             </w:r>
             <w:r>
               <w:rPr>
@@ -1216,12 +1577,12 @@
               <w:rFonts w:eastAsiaTheme="minorEastAsia"/>
             </w:rPr>
           </w:pPr>
-          <w:hyperlink w:anchor="_Toc232678522" w:history="1">
+          <w:hyperlink w:anchor="_Toc232679736" w:history="1">
             <w:r>
               <w:rPr>
                 <w:rStyle w:val="Hyperlink"/>
               </w:rPr>
-              <w:t>Sub-Domain</w:t>
+              <w:t>Basic Network Discovery</w:t>
             </w:r>
             <w:r>
               <w:rPr>
@@ -1239,7 +1600,7 @@
               <w:rPr>
                 <w:webHidden/>
               </w:rPr>
-              <w:instrText xml:space="preserve"> PAGEREF _Toc232678522 \h </w:instrText>
+              <w:instrText xml:space="preserve"> PAGEREF _Toc232679736 \h </w:instrText>
             </w:r>
             <w:r>
               <w:rPr>
@@ -1256,129 +1617,7 @@
               <w:rPr>
                 <w:webHidden/>
               </w:rPr>
-              <w:t>11</w:t>
-            </w:r>
-            <w:r>
-              <w:rPr>
-                <w:webHidden/>
-              </w:rPr>
-              <w:fldChar w:fldCharType="end"/>
-            </w:r>
-          </w:hyperlink>
-        </w:p>
-        <w:p>
-          <w:pPr>
-            <w:pStyle w:val="TOC1"/>
-            <w:tabs>
-              <w:tab w:val="right" w:leader="dot" w:pos="9350"/>
-            </w:tabs>
-            <w:rPr>
-              <w:rFonts w:eastAsiaTheme="minorEastAsia"/>
-            </w:rPr>
-          </w:pPr>
-          <w:hyperlink w:anchor="_Toc232678523" w:history="1">
-            <w:r>
-              <w:rPr>
-                <w:rStyle w:val="Hyperlink"/>
-                <w:rFonts w:ascii="Times New Roman" w:hAnsi="Times New Roman" w:cs="Times New Roman"/>
-              </w:rPr>
-              <w:t>Week 5</w:t>
-            </w:r>
-            <w:r>
-              <w:rPr>
-                <w:webHidden/>
-              </w:rPr>
-              <w:tab/>
-            </w:r>
-            <w:r>
-              <w:rPr>
-                <w:webHidden/>
-              </w:rPr>
-              <w:fldChar w:fldCharType="begin"/>
-            </w:r>
-            <w:r>
-              <w:rPr>
-                <w:webHidden/>
-              </w:rPr>
-              <w:instrText xml:space="preserve"> PAGEREF _Toc232678523 \h </w:instrText>
-            </w:r>
-            <w:r>
-              <w:rPr>
-                <w:webHidden/>
-              </w:rPr>
-            </w:r>
-            <w:r>
-              <w:rPr>
-                <w:webHidden/>
-              </w:rPr>
-              <w:fldChar w:fldCharType="separate"/>
-            </w:r>
-            <w:r>
-              <w:rPr>
-                <w:webHidden/>
-              </w:rPr>
-              <w:t>13</w:t>
-            </w:r>
-            <w:r>
-              <w:rPr>
-                <w:webHidden/>
-              </w:rPr>
-              <w:fldChar w:fldCharType="end"/>
-            </w:r>
-          </w:hyperlink>
-        </w:p>
-        <w:p>
-          <w:pPr>
-            <w:pStyle w:val="TOC2"/>
-            <w:tabs>
-              <w:tab w:val="right" w:leader="dot" w:pos="9350"/>
-            </w:tabs>
-            <w:rPr>
-              <w:rFonts w:eastAsiaTheme="minorEastAsia"/>
-            </w:rPr>
-          </w:pPr>
-          <w:hyperlink w:anchor="_Toc232678524" w:history="1">
-            <w:r>
-              <w:rPr>
-                <w:rStyle w:val="Hyperlink"/>
-                <w:rFonts w:ascii="Times New Roman" w:hAnsi="Times New Roman" w:cs="Times New Roman"/>
-              </w:rPr>
-              <w:t>Gaining access</w:t>
-            </w:r>
-            <w:r>
-              <w:rPr>
-                <w:webHidden/>
-              </w:rPr>
-              <w:tab/>
-            </w:r>
-            <w:r>
-              <w:rPr>
-                <w:webHidden/>
-              </w:rPr>
-              <w:fldChar w:fldCharType="begin"/>
-            </w:r>
-            <w:r>
-              <w:rPr>
-                <w:webHidden/>
-              </w:rPr>
-              <w:instrText xml:space="preserve"> PAGEREF _Toc232678524 \h </w:instrText>
-            </w:r>
-            <w:r>
-              <w:rPr>
-                <w:webHidden/>
-              </w:rPr>
-            </w:r>
-            <w:r>
-              <w:rPr>
-                <w:webHidden/>
-              </w:rPr>
-              <w:fldChar w:fldCharType="separate"/>
-            </w:r>
-            <w:r>
-              <w:rPr>
-                <w:webHidden/>
-              </w:rPr>
-              <w:t>13</w:t>
+              <w:t>15</w:t>
             </w:r>
             <w:r>
               <w:rPr>
@@ -1398,12 +1637,12 @@
               <w:rFonts w:eastAsiaTheme="minorEastAsia"/>
             </w:rPr>
           </w:pPr>
-          <w:hyperlink w:anchor="_Toc232678525" w:history="1">
+          <w:hyperlink w:anchor="_Toc232679737" w:history="1">
             <w:r>
               <w:rPr>
                 <w:rStyle w:val="Hyperlink"/>
               </w:rPr>
-              <w:t>SQL injection Test</w:t>
+              <w:t>Service Version Detection</w:t>
             </w:r>
             <w:r>
               <w:rPr>
@@ -1421,7 +1660,7 @@
               <w:rPr>
                 <w:webHidden/>
               </w:rPr>
-              <w:instrText xml:space="preserve"> PAGEREF _Toc232678525 \h </w:instrText>
+              <w:instrText xml:space="preserve"> PAGEREF _Toc232679737 \h </w:instrText>
             </w:r>
             <w:r>
               <w:rPr>
@@ -1438,7 +1677,67 @@
               <w:rPr>
                 <w:webHidden/>
               </w:rPr>
-              <w:t>13</w:t>
+              <w:t>16</w:t>
+            </w:r>
+            <w:r>
+              <w:rPr>
+                <w:webHidden/>
+              </w:rPr>
+              <w:fldChar w:fldCharType="end"/>
+            </w:r>
+          </w:hyperlink>
+        </w:p>
+        <w:p>
+          <w:pPr>
+            <w:pStyle w:val="TOC3"/>
+            <w:tabs>
+              <w:tab w:val="right" w:leader="dot" w:pos="9350"/>
+            </w:tabs>
+            <w:rPr>
+              <w:rFonts w:eastAsiaTheme="minorEastAsia"/>
+            </w:rPr>
+          </w:pPr>
+          <w:hyperlink w:anchor="_Toc232679738" w:history="1">
+            <w:r>
+              <w:rPr>
+                <w:rStyle w:val="Hyperlink"/>
+              </w:rPr>
+              <w:t>Vulnerability Scan</w:t>
+            </w:r>
+            <w:r>
+              <w:rPr>
+                <w:webHidden/>
+              </w:rPr>
+              <w:tab/>
+            </w:r>
+            <w:r>
+              <w:rPr>
+                <w:webHidden/>
+              </w:rPr>
+              <w:fldChar w:fldCharType="begin"/>
+            </w:r>
+            <w:r>
+              <w:rPr>
+                <w:webHidden/>
+              </w:rPr>
+              <w:instrText xml:space="preserve"> PAGEREF _Toc232679738 \h </w:instrText>
+            </w:r>
+            <w:r>
+              <w:rPr>
+                <w:webHidden/>
+              </w:rPr>
+            </w:r>
+            <w:r>
+              <w:rPr>
+                <w:webHidden/>
+              </w:rPr>
+              <w:fldChar w:fldCharType="separate"/>
+            </w:r>
+            <w:r>
+              <w:rPr>
+                <w:webHidden/>
+              </w:rPr>
+              <w:t>17</w:t>
             </w:r>
             <w:r>
               <w:rPr>
@@ -1495,7 +1794,7 @@
           <w:szCs w:val="22"/>
         </w:rPr>
       </w:pPr>
-      <w:bookmarkStart w:id="1" w:name="_Toc232678507"/>
+      <w:bookmarkStart w:id="1" w:name="_Toc232679715"/>
       <w:r>
         <w:rPr>
           <w:rFonts w:ascii="Times New Roman" w:hAnsi="Times New Roman" w:cs="Times New Roman"/>
@@ -1517,7 +1816,7 @@
         </w:rPr>
       </w:pPr>
       <w:bookmarkStart w:id="2" w:name="_Toc230869237"/>
-      <w:bookmarkStart w:id="3" w:name="_Toc232678508"/>
+      <w:bookmarkStart w:id="3" w:name="_Toc232679716"/>
       <w:r>
         <w:rPr>
           <w:rFonts w:ascii="Times New Roman" w:hAnsi="Times New Roman" w:cs="Times New Roman"/>
@@ -1541,7 +1840,7 @@
           <w:rFonts w:ascii="Times New Roman" w:hAnsi="Times New Roman" w:cs="Times New Roman"/>
         </w:rPr>
         <w:drawing>
-          <wp:inline distT="0" distB="0" distL="0" distR="0" wp14:anchorId="37653F50" wp14:editId="423AAA77">
+          <wp:inline distT="0" distB="0" distL="0" distR="0" wp14:anchorId="483EDE46" wp14:editId="2EE20E5B">
             <wp:extent cx="4667250" cy="2654300"/>
             <wp:effectExtent l="0" t="0" r="0" b="0"/>
             <wp:docPr id="7" name="Picture 7" descr="Screenshot 2026-05-28 132438"/>
@@ -1639,7 +1938,7 @@
         </w:rPr>
       </w:pPr>
       <w:bookmarkStart w:id="4" w:name="_Toc230869238"/>
-      <w:bookmarkStart w:id="5" w:name="_Toc232678509"/>
+      <w:bookmarkStart w:id="5" w:name="_Toc232679717"/>
       <w:r>
         <w:rPr>
           <w:rFonts w:ascii="Times New Roman" w:hAnsi="Times New Roman" w:cs="Times New Roman"/>
@@ -1665,7 +1964,7 @@
           <w:rFonts w:ascii="Times New Roman" w:hAnsi="Times New Roman" w:cs="Times New Roman"/>
         </w:rPr>
         <w:drawing>
-          <wp:inline distT="0" distB="0" distL="0" distR="0" wp14:anchorId="5FAA7F3B" wp14:editId="2ADFD8C5">
+          <wp:inline distT="0" distB="0" distL="0" distR="0" wp14:anchorId="314D7441" wp14:editId="0371A820">
             <wp:extent cx="5010150" cy="2819400"/>
             <wp:effectExtent l="0" t="0" r="0" b="0"/>
             <wp:docPr id="6" name="Picture 6" descr="Screenshot 2026-05-28 132754"/>
@@ -1770,7 +2069,7 @@
           <w14:ligatures w14:val="none"/>
         </w:rPr>
       </w:pPr>
-      <w:bookmarkStart w:id="7" w:name="_Toc232678510"/>
+      <w:bookmarkStart w:id="7" w:name="_Toc232679718"/>
       <w:r>
         <w:rPr>
           <w:rStyle w:val="Heading2Char"/>
@@ -1795,7 +2094,7 @@
           <w:szCs w:val="22"/>
         </w:rPr>
       </w:pPr>
-      <w:bookmarkStart w:id="8" w:name="_Toc232678511"/>
+      <w:bookmarkStart w:id="8" w:name="_Toc232679719"/>
       <w:r>
         <w:rPr>
           <w:rStyle w:val="Heading2Char"/>
@@ -1830,7 +2129,7 @@
           <w:szCs w:val="22"/>
         </w:rPr>
         <w:drawing>
-          <wp:inline distT="0" distB="0" distL="0" distR="0" wp14:anchorId="688BCB57" wp14:editId="5604B746">
+          <wp:inline distT="0" distB="0" distL="0" distR="0" wp14:anchorId="3A4B842E" wp14:editId="7E1AA728">
             <wp:extent cx="5397500" cy="3035300"/>
             <wp:effectExtent l="0" t="0" r="0" b="0"/>
             <wp:docPr id="5" name="Picture 5" descr="Screenshot 2026-05-28 134741"/>
@@ -1981,7 +2280,7 @@
         </w:rPr>
       </w:pPr>
       <w:bookmarkStart w:id="9" w:name="_Toc230869240"/>
-      <w:bookmarkStart w:id="10" w:name="_Toc232678512"/>
+      <w:bookmarkStart w:id="10" w:name="_Toc232679720"/>
       <w:r>
         <w:rPr>
           <w:rStyle w:val="Heading2Char"/>
@@ -1999,7 +2298,7 @@
           <w:rFonts w:ascii="Times New Roman" w:hAnsi="Times New Roman" w:cs="Times New Roman"/>
         </w:rPr>
         <w:drawing>
-          <wp:inline distT="0" distB="0" distL="0" distR="0" wp14:anchorId="0DF7DD23" wp14:editId="78EB3FFC">
+          <wp:inline distT="0" distB="0" distL="0" distR="0" wp14:anchorId="5F8BB08D" wp14:editId="0D00F75A">
             <wp:extent cx="5924550" cy="3333750"/>
             <wp:effectExtent l="0" t="0" r="0" b="0"/>
             <wp:docPr id="4" name="Picture 4" descr="Screenshot 2026-05-28 120603"/>
@@ -2196,14 +2495,14 @@
     </w:p>
     <w:p>
       <w:pPr>
-        <w:pStyle w:val="Heading2"/>
+        <w:pStyle w:val="Heading1"/>
         <w:rPr>
           <w:rStyle w:val="Heading1Char"/>
           <w:sz w:val="26"/>
           <w:szCs w:val="26"/>
         </w:rPr>
       </w:pPr>
-      <w:bookmarkStart w:id="12" w:name="_Toc232678513"/>
+      <w:bookmarkStart w:id="12" w:name="_Toc232679721"/>
       <w:r>
         <w:rPr>
           <w:rStyle w:val="Heading1Char"/>
@@ -2219,7 +2518,7 @@
       <w:pPr>
         <w:pStyle w:val="Heading2"/>
       </w:pPr>
-      <w:bookmarkStart w:id="13" w:name="_Toc232678514"/>
+      <w:bookmarkStart w:id="13" w:name="_Toc232679722"/>
       <w:r>
         <w:t>Information Gthering</w:t>
       </w:r>
@@ -2231,21 +2530,17 @@
         <w:rPr>
           <w:rStyle w:val="Heading1Char"/>
           <w:rFonts w:ascii="Times New Roman" w:hAnsi="Times New Roman" w:cs="Times New Roman"/>
-          <w:b w:val="0"/>
           <w:noProof w:val="0"/>
-          <w:color w:val="auto"/>
           <w:sz w:val="27"/>
           <w:szCs w:val="27"/>
         </w:rPr>
       </w:pPr>
-      <w:bookmarkStart w:id="14" w:name="_Toc232678515"/>
+      <w:bookmarkStart w:id="14" w:name="_Toc232679723"/>
       <w:r>
         <w:rPr>
           <w:rStyle w:val="Heading1Char"/>
           <w:rFonts w:ascii="Times New Roman" w:hAnsi="Times New Roman" w:cs="Times New Roman"/>
-          <w:b w:val="0"/>
           <w:noProof w:val="0"/>
-          <w:color w:val="auto"/>
           <w:sz w:val="27"/>
           <w:szCs w:val="27"/>
         </w:rPr>
@@ -2257,9 +2552,7 @@
         <w:rPr>
           <w:rStyle w:val="Heading1Char"/>
           <w:rFonts w:ascii="Times New Roman" w:hAnsi="Times New Roman" w:cs="Times New Roman"/>
-          <w:b w:val="0"/>
           <w:noProof w:val="0"/>
-          <w:color w:val="auto"/>
           <w:sz w:val="27"/>
           <w:szCs w:val="27"/>
         </w:rPr>
@@ -2284,7 +2577,7 @@
           <w:szCs w:val="22"/>
         </w:rPr>
         <w:drawing>
-          <wp:inline distT="0" distB="0" distL="0" distR="0" wp14:anchorId="74029031" wp14:editId="2162AC80">
+          <wp:inline distT="0" distB="0" distL="0" distR="0" wp14:anchorId="791E0146" wp14:editId="0F23C282">
             <wp:extent cx="5276850" cy="2969289"/>
             <wp:effectExtent l="0" t="0" r="0" b="2540"/>
             <wp:docPr id="2" name="Picture 2" descr="C:\Users\user\AppData\Local\Microsoft\Windows\INetCache\Content.Word\Screenshot 2026-06-03 232504.png"/>
@@ -2414,27 +2707,71 @@
     </w:p>
     <w:p>
       <w:pPr>
+        <w:pStyle w:val="NormalWeb"/>
+        <w:spacing w:after="0" w:afterAutospacing="0"/>
+        <w:rPr>
+          <w:i/>
+          <w:color w:val="595959" w:themeColor="text1" w:themeTint="A6"/>
+          <w:sz w:val="22"/>
+          <w:szCs w:val="22"/>
+        </w:rPr>
+      </w:pPr>
+    </w:p>
+    <w:bookmarkEnd w:id="15"/>
+    <w:p>
+      <w:pPr>
         <w:pStyle w:val="Heading3"/>
-        <w:rPr>
-          <w:b w:val="0"/>
-          <w:i/>
-          <w:color w:val="595959" w:themeColor="text1" w:themeTint="A6"/>
-          <w:sz w:val="22"/>
-          <w:szCs w:val="22"/>
-        </w:rPr>
-      </w:pPr>
-      <w:bookmarkStart w:id="16" w:name="_Toc232678516"/>
-      <w:r>
-        <w:rPr>
-          <w:rStyle w:val="Heading1Char"/>
-          <w:rFonts w:ascii="Times New Roman" w:hAnsi="Times New Roman" w:cs="Times New Roman"/>
-          <w:b w:val="0"/>
-          <w:sz w:val="22"/>
-          <w:szCs w:val="22"/>
-        </w:rPr>
+      </w:pPr>
+    </w:p>
+    <w:p>
+      <w:pPr>
+        <w:pStyle w:val="Heading3"/>
+      </w:pPr>
+    </w:p>
+    <w:p>
+      <w:pPr>
+        <w:pStyle w:val="Heading3"/>
+      </w:pPr>
+    </w:p>
+    <w:p>
+      <w:pPr>
+        <w:pStyle w:val="Heading3"/>
+      </w:pPr>
+    </w:p>
+    <w:p>
+      <w:pPr>
+        <w:pStyle w:val="Heading3"/>
+      </w:pPr>
+    </w:p>
+    <w:p>
+      <w:pPr>
+        <w:pStyle w:val="Heading3"/>
+      </w:pPr>
+    </w:p>
+    <w:p>
+      <w:pPr>
+        <w:pStyle w:val="Heading3"/>
+      </w:pPr>
+    </w:p>
+    <w:p>
+      <w:pPr>
+        <w:pStyle w:val="Heading3"/>
+      </w:pPr>
+    </w:p>
+    <w:p>
+      <w:pPr>
+        <w:pStyle w:val="Heading3"/>
+      </w:pPr>
+    </w:p>
+    <w:p>
+      <w:pPr>
+        <w:pStyle w:val="Heading3"/>
+      </w:pPr>
+      <w:bookmarkStart w:id="16" w:name="_Toc232679724"/>
+      <w:r>
+        <w:lastRenderedPageBreak/>
         <w:t>Domain Registrar</w:t>
       </w:r>
-      <w:bookmarkEnd w:id="15"/>
       <w:bookmarkEnd w:id="16"/>
     </w:p>
     <w:p>
@@ -2498,7 +2835,6 @@
           <w:sz w:val="22"/>
           <w:szCs w:val="22"/>
         </w:rPr>
-        <w:lastRenderedPageBreak/>
         <w:t xml:space="preserve">Fig </w:t>
       </w:r>
       <w:r>
@@ -2550,7 +2886,7 @@
           <w:szCs w:val="22"/>
         </w:rPr>
         <w:drawing>
-          <wp:inline distT="0" distB="0" distL="0" distR="0" wp14:anchorId="61807859" wp14:editId="1895E3F9">
+          <wp:inline distT="0" distB="0" distL="0" distR="0" wp14:anchorId="69E9B43D" wp14:editId="45B47F25">
             <wp:extent cx="5924550" cy="3333750"/>
             <wp:effectExtent l="0" t="0" r="0" b="0"/>
             <wp:docPr id="3" name="Picture 3" descr="C:\Users\user\AppData\Local\Microsoft\Windows\INetCache\Content.Word\Screenshot 2026-06-04 095753.png"/>
@@ -2618,6 +2954,7 @@
           <w:sz w:val="22"/>
           <w:szCs w:val="22"/>
         </w:rPr>
+        <w:lastRenderedPageBreak/>
         <w:t xml:space="preserve">Fig </w:t>
       </w:r>
       <w:r>
@@ -2691,7 +3028,6 @@
           <w:sz w:val="22"/>
           <w:szCs w:val="22"/>
         </w:rPr>
-        <w:lastRenderedPageBreak/>
         <w:pict>
           <v:shape id="_x0000_i1026" type="#_x0000_t75" style="width:466.9pt;height:262.5pt">
             <v:imagedata r:id="rId14" o:title="Screenshot 2026-06-04 095806"/>
@@ -2843,18 +3179,65 @@
       <w:pPr>
         <w:pStyle w:val="Heading3"/>
         <w:rPr>
-          <w:b w:val="0"/>
+          <w:rStyle w:val="Heading1Char"/>
+          <w:rFonts w:ascii="Times New Roman" w:hAnsi="Times New Roman" w:cs="Times New Roman"/>
+          <w:b/>
+          <w:sz w:val="22"/>
+          <w:szCs w:val="22"/>
+        </w:rPr>
+      </w:pPr>
+    </w:p>
+    <w:p>
+      <w:pPr>
+        <w:pStyle w:val="Heading3"/>
+        <w:rPr>
+          <w:rStyle w:val="Heading1Char"/>
+          <w:rFonts w:ascii="Times New Roman" w:hAnsi="Times New Roman" w:cs="Times New Roman"/>
+          <w:b/>
+          <w:sz w:val="22"/>
+          <w:szCs w:val="22"/>
+        </w:rPr>
+      </w:pPr>
+    </w:p>
+    <w:p>
+      <w:pPr>
+        <w:pStyle w:val="Heading3"/>
+        <w:rPr>
+          <w:rStyle w:val="Heading1Char"/>
+          <w:rFonts w:ascii="Times New Roman" w:hAnsi="Times New Roman" w:cs="Times New Roman"/>
+          <w:b/>
+          <w:sz w:val="22"/>
+          <w:szCs w:val="22"/>
+        </w:rPr>
+      </w:pPr>
+    </w:p>
+    <w:p>
+      <w:pPr>
+        <w:pStyle w:val="Heading3"/>
+        <w:rPr>
+          <w:rStyle w:val="Heading1Char"/>
+          <w:rFonts w:ascii="Times New Roman" w:hAnsi="Times New Roman" w:cs="Times New Roman"/>
+          <w:b/>
+          <w:sz w:val="22"/>
+          <w:szCs w:val="22"/>
+        </w:rPr>
+      </w:pPr>
+    </w:p>
+    <w:p>
+      <w:pPr>
+        <w:pStyle w:val="Heading3"/>
+        <w:rPr>
+          <w:b/>
           <w:color w:val="1F1F1F"/>
           <w:sz w:val="22"/>
           <w:szCs w:val="22"/>
         </w:rPr>
       </w:pPr>
-      <w:bookmarkStart w:id="18" w:name="_Toc232678517"/>
+      <w:bookmarkStart w:id="18" w:name="_Toc232679725"/>
       <w:r>
         <w:rPr>
           <w:rStyle w:val="Heading1Char"/>
           <w:rFonts w:ascii="Times New Roman" w:hAnsi="Times New Roman" w:cs="Times New Roman"/>
-          <w:b w:val="0"/>
           <w:sz w:val="22"/>
           <w:szCs w:val="22"/>
         </w:rPr>
@@ -2864,7 +3247,6 @@
       <w:bookmarkEnd w:id="18"/>
       <w:r>
         <w:rPr>
-          <w:b w:val="0"/>
           <w:color w:val="1F1F1F"/>
           <w:sz w:val="22"/>
           <w:szCs w:val="22"/>
@@ -2889,7 +3271,6 @@
           <w:sz w:val="22"/>
           <w:szCs w:val="22"/>
         </w:rPr>
-        <w:lastRenderedPageBreak/>
         <w:pict>
           <v:shape id="_x0000_i1027" type="#_x0000_t75" style="width:466.9pt;height:262.5pt">
             <v:imagedata r:id="rId15" o:title="Screenshot 2026-06-04 095846"/>
@@ -3038,7 +3419,7 @@
           <w:szCs w:val="22"/>
         </w:rPr>
       </w:pPr>
-      <w:bookmarkStart w:id="20" w:name="_Toc232678518"/>
+      <w:bookmarkStart w:id="20" w:name="_Toc232679726"/>
       <w:r>
         <w:rPr>
           <w:rFonts w:ascii="Times New Roman" w:hAnsi="Times New Roman" w:cs="Times New Roman"/>
@@ -3058,7 +3439,7 @@
           <w:szCs w:val="22"/>
         </w:rPr>
       </w:pPr>
-      <w:bookmarkStart w:id="21" w:name="_Toc232678519"/>
+      <w:bookmarkStart w:id="21" w:name="_Toc232679727"/>
       <w:r>
         <w:rPr>
           <w:rFonts w:ascii="Times New Roman" w:hAnsi="Times New Roman" w:cs="Times New Roman"/>
@@ -3073,17 +3454,14 @@
       <w:pPr>
         <w:pStyle w:val="Heading3"/>
         <w:rPr>
-          <w:b w:val="0"/>
-          <w:color w:val="2E74B5" w:themeColor="accent1" w:themeShade="BF"/>
-          <w:sz w:val="22"/>
-          <w:szCs w:val="22"/>
-        </w:rPr>
-      </w:pPr>
-      <w:bookmarkStart w:id="22" w:name="_Toc232678520"/>
-      <w:r>
-        <w:rPr>
-          <w:b w:val="0"/>
-          <w:color w:val="2E74B5" w:themeColor="accent1" w:themeShade="BF"/>
+          <w:b/>
+          <w:sz w:val="22"/>
+          <w:szCs w:val="22"/>
+        </w:rPr>
+      </w:pPr>
+      <w:bookmarkStart w:id="22" w:name="_Toc232679728"/>
+      <w:r>
+        <w:rPr>
           <w:sz w:val="22"/>
           <w:szCs w:val="22"/>
         </w:rPr>
@@ -3091,8 +3469,6 @@
       </w:r>
       <w:r>
         <w:rPr>
-          <w:b w:val="0"/>
-          <w:color w:val="2E74B5" w:themeColor="accent1" w:themeShade="BF"/>
           <w:sz w:val="22"/>
           <w:szCs w:val="22"/>
         </w:rPr>
@@ -3117,7 +3493,6 @@
           <w:sz w:val="22"/>
           <w:szCs w:val="22"/>
         </w:rPr>
-        <w:lastRenderedPageBreak/>
         <w:pict>
           <v:shape id="_x0000_i1028" type="#_x0000_t75" style="width:467.45pt;height:525.6pt">
             <v:imagedata r:id="rId16" o:title="Screenshot 2026-06-03 225541"/>
@@ -3144,6 +3519,7 @@
           <w:sz w:val="22"/>
           <w:szCs w:val="22"/>
         </w:rPr>
+        <w:lastRenderedPageBreak/>
         <w:t xml:space="preserve">Fig </w:t>
       </w:r>
       <w:r>
@@ -3230,7 +3606,7 @@
         <w:rPr>
           <w:rStyle w:val="Heading1Char"/>
           <w:rFonts w:ascii="Times New Roman" w:hAnsi="Times New Roman" w:cs="Times New Roman"/>
-          <w:b w:val="0"/>
+          <w:b/>
           <w:sz w:val="22"/>
           <w:szCs w:val="22"/>
         </w:rPr>
@@ -3241,17 +3617,16 @@
       <w:pPr>
         <w:pStyle w:val="Heading3"/>
         <w:rPr>
-          <w:b w:val="0"/>
-          <w:sz w:val="22"/>
-          <w:szCs w:val="22"/>
-        </w:rPr>
-      </w:pPr>
-      <w:bookmarkStart w:id="24" w:name="_Toc232678521"/>
+          <w:b/>
+          <w:sz w:val="22"/>
+          <w:szCs w:val="22"/>
+        </w:rPr>
+      </w:pPr>
+      <w:bookmarkStart w:id="24" w:name="_Toc232679729"/>
       <w:r>
         <w:rPr>
           <w:rStyle w:val="Heading1Char"/>
           <w:rFonts w:ascii="Times New Roman" w:hAnsi="Times New Roman" w:cs="Times New Roman"/>
-          <w:b w:val="0"/>
           <w:noProof w:val="0"/>
           <w:color w:val="auto"/>
           <w:sz w:val="22"/>
@@ -3263,7 +3638,6 @@
         <w:rPr>
           <w:rStyle w:val="Heading1Char"/>
           <w:rFonts w:ascii="Times New Roman" w:hAnsi="Times New Roman" w:cs="Times New Roman"/>
-          <w:b w:val="0"/>
           <w:noProof w:val="0"/>
           <w:color w:val="000000" w:themeColor="text1"/>
           <w:sz w:val="22"/>
@@ -3285,7 +3659,6 @@
       <w:bookmarkEnd w:id="24"/>
       <w:r>
         <w:rPr>
-          <w:b w:val="0"/>
           <w:color w:val="000000" w:themeColor="text1"/>
           <w:sz w:val="22"/>
           <w:szCs w:val="22"/>
@@ -3319,7 +3692,6 @@
           <w:sz w:val="22"/>
           <w:szCs w:val="22"/>
         </w:rPr>
-        <w:lastRenderedPageBreak/>
         <w:pict>
           <v:shape id="_x0000_i1029" type="#_x0000_t75" style="width:430.9pt;height:242.05pt">
             <v:imagedata r:id="rId17" o:title="Screenshot 2026-06-03 233709"/>
@@ -3431,6 +3803,7 @@
           <w:sz w:val="22"/>
           <w:szCs w:val="22"/>
         </w:rPr>
+        <w:lastRenderedPageBreak/>
         <w:pict>
           <v:shape id="_x0000_i1030" type="#_x0000_t75" style="width:455.25pt;height:255.9pt">
             <v:imagedata r:id="rId18" o:title="Screenshot 2026-06-03 233700"/>
@@ -3532,17 +3905,14 @@
       <w:pPr>
         <w:pStyle w:val="Heading3"/>
         <w:rPr>
-          <w:b w:val="0"/>
-          <w:color w:val="2E74B5" w:themeColor="accent1" w:themeShade="BF"/>
-          <w:sz w:val="22"/>
-          <w:szCs w:val="22"/>
-        </w:rPr>
-      </w:pPr>
-      <w:bookmarkStart w:id="25" w:name="_Toc232678522"/>
-      <w:r>
-        <w:rPr>
-          <w:b w:val="0"/>
-          <w:color w:val="2E74B5" w:themeColor="accent1" w:themeShade="BF"/>
+          <w:b/>
+          <w:sz w:val="22"/>
+          <w:szCs w:val="22"/>
+        </w:rPr>
+      </w:pPr>
+      <w:bookmarkStart w:id="25" w:name="_Toc232679730"/>
+      <w:r>
+        <w:rPr>
           <w:sz w:val="22"/>
           <w:szCs w:val="22"/>
         </w:rPr>
@@ -3566,9 +3936,8 @@
           <w:sz w:val="22"/>
           <w:szCs w:val="22"/>
         </w:rPr>
-        <w:lastRenderedPageBreak/>
         <w:drawing>
-          <wp:inline distT="0" distB="0" distL="0" distR="0" wp14:anchorId="495781AD" wp14:editId="3D16A8DB">
+          <wp:inline distT="0" distB="0" distL="0" distR="0" wp14:anchorId="387E995D" wp14:editId="6BCE6657">
             <wp:extent cx="5943600" cy="3343275"/>
             <wp:effectExtent l="0" t="0" r="0" b="9525"/>
             <wp:docPr id="1" name="Picture 1"/>
@@ -3621,6 +3990,7 @@
           <w:sz w:val="22"/>
           <w:szCs w:val="22"/>
         </w:rPr>
+        <w:lastRenderedPageBreak/>
         <w:t>Fig 1</w:t>
       </w:r>
       <w:r>
@@ -3770,6 +4140,97 @@
     </w:p>
     <w:p>
       <w:pPr>
+        <w:rPr>
+          <w:rFonts w:ascii="Times New Roman" w:hAnsi="Times New Roman" w:cs="Times New Roman"/>
+        </w:rPr>
+      </w:pPr>
+    </w:p>
+    <w:p>
+      <w:pPr>
+        <w:rPr>
+          <w:rFonts w:ascii="Times New Roman" w:hAnsi="Times New Roman" w:cs="Times New Roman"/>
+        </w:rPr>
+      </w:pPr>
+    </w:p>
+    <w:p>
+      <w:pPr>
+        <w:rPr>
+          <w:rFonts w:ascii="Times New Roman" w:hAnsi="Times New Roman" w:cs="Times New Roman"/>
+        </w:rPr>
+      </w:pPr>
+    </w:p>
+    <w:p>
+      <w:pPr>
+        <w:rPr>
+          <w:rFonts w:ascii="Times New Roman" w:hAnsi="Times New Roman" w:cs="Times New Roman"/>
+        </w:rPr>
+      </w:pPr>
+    </w:p>
+    <w:p>
+      <w:pPr>
+        <w:rPr>
+          <w:rFonts w:ascii="Times New Roman" w:hAnsi="Times New Roman" w:cs="Times New Roman"/>
+        </w:rPr>
+      </w:pPr>
+    </w:p>
+    <w:p>
+      <w:pPr>
+        <w:rPr>
+          <w:rFonts w:ascii="Times New Roman" w:hAnsi="Times New Roman" w:cs="Times New Roman"/>
+        </w:rPr>
+      </w:pPr>
+    </w:p>
+    <w:p>
+      <w:pPr>
+        <w:rPr>
+          <w:rFonts w:ascii="Times New Roman" w:hAnsi="Times New Roman" w:cs="Times New Roman"/>
+        </w:rPr>
+      </w:pPr>
+    </w:p>
+    <w:p>
+      <w:pPr>
+        <w:rPr>
+          <w:rFonts w:ascii="Times New Roman" w:hAnsi="Times New Roman" w:cs="Times New Roman"/>
+        </w:rPr>
+      </w:pPr>
+    </w:p>
+    <w:p>
+      <w:pPr>
+        <w:rPr>
+          <w:rFonts w:ascii="Times New Roman" w:hAnsi="Times New Roman" w:cs="Times New Roman"/>
+        </w:rPr>
+      </w:pPr>
+    </w:p>
+    <w:p>
+      <w:pPr>
+        <w:rPr>
+          <w:rFonts w:ascii="Times New Roman" w:hAnsi="Times New Roman" w:cs="Times New Roman"/>
+        </w:rPr>
+      </w:pPr>
+    </w:p>
+    <w:p>
+      <w:pPr>
+        <w:rPr>
+          <w:rFonts w:ascii="Times New Roman" w:hAnsi="Times New Roman" w:cs="Times New Roman"/>
+        </w:rPr>
+      </w:pPr>
+    </w:p>
+    <w:p>
+      <w:pPr>
+        <w:rPr>
+          <w:rFonts w:ascii="Times New Roman" w:hAnsi="Times New Roman" w:cs="Times New Roman"/>
+        </w:rPr>
+      </w:pPr>
+    </w:p>
+    <w:p>
+      <w:pPr>
+        <w:rPr>
+          <w:rFonts w:ascii="Times New Roman" w:hAnsi="Times New Roman" w:cs="Times New Roman"/>
+        </w:rPr>
+      </w:pPr>
+    </w:p>
+    <w:p>
+      <w:pPr>
         <w:pStyle w:val="Heading1"/>
         <w:rPr>
           <w:rFonts w:ascii="Times New Roman" w:hAnsi="Times New Roman" w:cs="Times New Roman"/>
@@ -3778,7 +4239,7 @@
         </w:rPr>
       </w:pPr>
       <w:bookmarkStart w:id="26" w:name="_Toc230876391"/>
-      <w:bookmarkStart w:id="27" w:name="_Toc232678523"/>
+      <w:bookmarkStart w:id="27" w:name="_Toc232679731"/>
       <w:r>
         <w:rPr>
           <w:rFonts w:ascii="Times New Roman" w:hAnsi="Times New Roman" w:cs="Times New Roman"/>
@@ -3799,7 +4260,7 @@
           <w:szCs w:val="22"/>
         </w:rPr>
       </w:pPr>
-      <w:bookmarkStart w:id="28" w:name="_Toc232678524"/>
+      <w:bookmarkStart w:id="28" w:name="_Toc232679732"/>
       <w:r>
         <w:rPr>
           <w:rFonts w:ascii="Times New Roman" w:hAnsi="Times New Roman" w:cs="Times New Roman"/>
@@ -3827,7 +4288,7 @@
           <w:szCs w:val="22"/>
         </w:rPr>
       </w:pPr>
-      <w:bookmarkStart w:id="29" w:name="_Toc232678525"/>
+      <w:bookmarkStart w:id="29" w:name="_Toc232679733"/>
       <w:r>
         <w:rPr>
           <w:sz w:val="22"/>
@@ -3859,30 +4320,306 @@
         <w:pStyle w:val="NormalWeb"/>
         <w:spacing w:after="0" w:afterAutospacing="0"/>
         <w:rPr>
+          <w:i/>
+          <w:noProof/>
+          <w:color w:val="595959" w:themeColor="text1" w:themeTint="A6"/>
+          <w:sz w:val="22"/>
+          <w:szCs w:val="22"/>
+        </w:rPr>
+      </w:pPr>
+      <w:r>
+        <w:rPr>
+          <w:i/>
+          <w:color w:val="595959" w:themeColor="text1" w:themeTint="A6"/>
+          <w:sz w:val="22"/>
+          <w:szCs w:val="22"/>
+        </w:rPr>
+        <w:t xml:space="preserve">Fig 14: </w:t>
+      </w:r>
+      <w:r>
+        <w:rPr>
+          <w:i/>
+          <w:noProof/>
+          <w:color w:val="595959" w:themeColor="text1" w:themeTint="A6"/>
+          <w:sz w:val="22"/>
+          <w:szCs w:val="22"/>
+        </w:rPr>
+        <w:t>Sql injection using burp suite</w:t>
+      </w:r>
+    </w:p>
+    <w:p>
+      <w:pPr>
+        <w:pStyle w:val="Heading3"/>
+      </w:pPr>
+    </w:p>
+    <w:p>
+      <w:pPr>
+        <w:pStyle w:val="Heading3"/>
+      </w:pPr>
+    </w:p>
+    <w:p>
+      <w:pPr>
+        <w:pStyle w:val="Heading3"/>
+      </w:pPr>
+    </w:p>
+    <w:p>
+      <w:pPr>
+        <w:pStyle w:val="Heading3"/>
+      </w:pPr>
+    </w:p>
+    <w:p>
+      <w:pPr>
+        <w:pStyle w:val="Heading3"/>
+      </w:pPr>
+    </w:p>
+    <w:p>
+      <w:pPr>
+        <w:pStyle w:val="Heading3"/>
+      </w:pPr>
+    </w:p>
+    <w:p>
+      <w:pPr>
+        <w:pStyle w:val="Heading3"/>
+      </w:pPr>
+    </w:p>
+    <w:p>
+      <w:pPr>
+        <w:pStyle w:val="Heading3"/>
+      </w:pPr>
+    </w:p>
+    <w:p>
+      <w:pPr>
+        <w:pStyle w:val="Heading3"/>
+      </w:pPr>
+    </w:p>
+    <w:p>
+      <w:pPr>
+        <w:pStyle w:val="Heading1"/>
+      </w:pPr>
+      <w:bookmarkStart w:id="30" w:name="_Toc232679734"/>
+      <w:r>
+        <w:lastRenderedPageBreak/>
+        <w:t>WEEK 6</w:t>
+      </w:r>
+      <w:bookmarkEnd w:id="30"/>
+    </w:p>
+    <w:p>
+      <w:pPr>
+        <w:pStyle w:val="Heading2"/>
+      </w:pPr>
+      <w:bookmarkStart w:id="31" w:name="_Toc232679735"/>
+      <w:r>
+        <w:t>VULNERA</w:t>
+      </w:r>
+      <w:r>
+        <w:t>BILI</w:t>
+      </w:r>
+      <w:r>
+        <w:t>Y ASSESSMENT AND SCANNING</w:t>
+      </w:r>
+      <w:bookmarkEnd w:id="31"/>
+    </w:p>
+    <w:p>
+      <w:pPr>
+        <w:pStyle w:val="Heading3"/>
+      </w:pPr>
+      <w:bookmarkStart w:id="32" w:name="_Toc232679736"/>
+      <w:r>
+        <w:t>Basic Network Discovery</w:t>
+      </w:r>
+      <w:bookmarkEnd w:id="32"/>
+    </w:p>
+    <w:p>
+      <w:pPr>
+        <w:pStyle w:val="NormalWeb"/>
+      </w:pPr>
+      <w:r>
+        <w:pict>
+          <v:shape id="_x0000_i1142" type="#_x0000_t75" style="width:467.45pt;height:525.6pt">
+            <v:imagedata r:id="rId21" o:title="Screenshot 2026-06-18 124144"/>
+          </v:shape>
+        </w:pict>
+      </w:r>
+    </w:p>
+    <w:p>
+      <w:pPr>
+        <w:pStyle w:val="NormalWeb"/>
+        <w:rPr>
+          <w:i/>
+          <w:color w:val="404040" w:themeColor="text1" w:themeTint="BF"/>
+        </w:rPr>
+      </w:pPr>
+      <w:r>
+        <w:rPr>
+          <w:bCs/>
+          <w:i/>
+          <w:color w:val="404040" w:themeColor="text1" w:themeTint="BF"/>
+        </w:rPr>
+        <w:t>Fig 19</w:t>
+      </w:r>
+      <w:r>
+        <w:rPr>
+          <w:b/>
+          <w:bCs/>
+          <w:i/>
+          <w:color w:val="404040" w:themeColor="text1" w:themeTint="BF"/>
+        </w:rPr>
+        <w:t>:</w:t>
+      </w:r>
+      <w:r>
+        <w:rPr>
+          <w:i/>
+          <w:color w:val="404040" w:themeColor="text1" w:themeTint="BF"/>
+        </w:rPr>
+        <w:t xml:space="preserve"> Basic network discovery using </w:t>
+      </w:r>
+      <w:proofErr w:type="spellStart"/>
+      <w:r>
+        <w:rPr>
+          <w:i/>
+          <w:color w:val="404040" w:themeColor="text1" w:themeTint="BF"/>
+        </w:rPr>
+        <w:t>Nmap</w:t>
+      </w:r>
+      <w:proofErr w:type="spellEnd"/>
+    </w:p>
+    <w:p>
+      <w:pPr>
+        <w:pStyle w:val="NormalWeb"/>
+        <w:rPr>
+          <w:b/>
+          <w:bCs/>
+        </w:rPr>
+      </w:pPr>
+    </w:p>
+    <w:p>
+      <w:pPr>
+        <w:pStyle w:val="Heading3"/>
+      </w:pPr>
+      <w:bookmarkStart w:id="33" w:name="_Toc232679737"/>
+      <w:r>
+        <w:t>Service Version Detection</w:t>
+      </w:r>
+      <w:bookmarkEnd w:id="33"/>
+    </w:p>
+    <w:p>
+      <w:pPr>
+        <w:pStyle w:val="NormalWeb"/>
+        <w:rPr>
+          <w:b/>
+          <w:bCs/>
+        </w:rPr>
+      </w:pPr>
+    </w:p>
+    <w:p>
+      <w:pPr>
+        <w:pStyle w:val="NormalWeb"/>
+      </w:pPr>
+      <w:r>
+        <w:pict>
+          <v:shape id="_x0000_i1141" type="#_x0000_t75" style="width:467.45pt;height:525.6pt">
+            <v:imagedata r:id="rId22" o:title="Screenshot 2026-06-18 124343"/>
+          </v:shape>
+        </w:pict>
+      </w:r>
+    </w:p>
+    <w:p>
+      <w:pPr>
+        <w:pStyle w:val="NormalWeb"/>
+        <w:rPr>
+          <w:i/>
+          <w:color w:val="404040" w:themeColor="text1" w:themeTint="BF"/>
+        </w:rPr>
+      </w:pPr>
+      <w:r>
+        <w:rPr>
+          <w:bCs/>
+          <w:i/>
+          <w:color w:val="404040" w:themeColor="text1" w:themeTint="BF"/>
+        </w:rPr>
+        <w:t>Fig 20:</w:t>
+      </w:r>
+      <w:r>
+        <w:rPr>
+          <w:i/>
+          <w:color w:val="404040" w:themeColor="text1" w:themeTint="BF"/>
+        </w:rPr>
+        <w:t xml:space="preserve"> Service version detection</w:t>
+      </w:r>
+    </w:p>
+    <w:p>
+      <w:pPr>
+        <w:pStyle w:val="Heading3"/>
+      </w:pPr>
+      <w:bookmarkStart w:id="34" w:name="_Toc232679738"/>
+      <w:r>
+        <w:lastRenderedPageBreak/>
+        <w:t>Vulnerability Scan</w:t>
+      </w:r>
+      <w:bookmarkEnd w:id="34"/>
+    </w:p>
+    <w:p>
+      <w:pPr>
+        <w:pStyle w:val="NormalWeb"/>
+      </w:pPr>
+      <w:r>
+        <w:pict>
+          <v:shape id="_x0000_i1140" type="#_x0000_t75" style="width:467.45pt;height:525.6pt">
+            <v:imagedata r:id="rId23" o:title="Screenshot 2026-06-18 124520"/>
+          </v:shape>
+        </w:pict>
+      </w:r>
+    </w:p>
+    <w:p>
+      <w:pPr>
+        <w:pStyle w:val="NormalWeb"/>
+        <w:rPr>
+          <w:i/>
+          <w:color w:val="404040" w:themeColor="text1" w:themeTint="BF"/>
+        </w:rPr>
+      </w:pPr>
+      <w:r>
+        <w:rPr>
+          <w:bCs/>
+          <w:i/>
+          <w:color w:val="404040" w:themeColor="text1" w:themeTint="BF"/>
+        </w:rPr>
+        <w:t>Fig 21:</w:t>
+      </w:r>
+      <w:r>
+        <w:rPr>
+          <w:i/>
+          <w:color w:val="404040" w:themeColor="text1" w:themeTint="BF"/>
+        </w:rPr>
+        <w:t xml:space="preserve"> Vulnerability assessment scan results using </w:t>
+      </w:r>
+      <w:proofErr w:type="spellStart"/>
+      <w:r>
+        <w:rPr>
+          <w:i/>
+          <w:color w:val="404040" w:themeColor="text1" w:themeTint="BF"/>
+        </w:rPr>
+        <w:t>Nmap</w:t>
+      </w:r>
+      <w:proofErr w:type="spellEnd"/>
+      <w:r>
+        <w:rPr>
+          <w:i/>
+          <w:color w:val="404040" w:themeColor="text1" w:themeTint="BF"/>
+        </w:rPr>
+        <w:t xml:space="preserve"> scripting engine</w:t>
+      </w:r>
+    </w:p>
+    <w:p>
+      <w:pPr>
+        <w:pStyle w:val="NormalWeb"/>
+        <w:spacing w:after="0" w:afterAutospacing="0"/>
+        <w:rPr>
           <w:color w:val="1F1F1F"/>
           <w:sz w:val="22"/>
           <w:szCs w:val="22"/>
         </w:rPr>
       </w:pPr>
-      <w:r>
-        <w:rPr>
-          <w:i/>
-          <w:color w:val="595959" w:themeColor="text1" w:themeTint="A6"/>
-          <w:sz w:val="22"/>
-          <w:szCs w:val="22"/>
-        </w:rPr>
-        <w:t xml:space="preserve">Fig 14: </w:t>
-      </w:r>
-      <w:r>
-        <w:rPr>
-          <w:i/>
-          <w:noProof/>
-          <w:color w:val="595959" w:themeColor="text1" w:themeTint="A6"/>
-          <w:sz w:val="22"/>
-          <w:szCs w:val="22"/>
-        </w:rPr>
-        <w:t>Sql injection using burp suite</w:t>
-      </w:r>
     </w:p>
     <w:p>
       <w:pPr>
@@ -6090,16 +6827,16 @@
     <w:link w:val="Heading3Char"/>
     <w:uiPriority w:val="9"/>
     <w:qFormat/>
-    <w:rsid w:val="00DF2353"/>
+    <w:rsid w:val="002F0E05"/>
     <w:pPr>
       <w:spacing w:before="100" w:beforeAutospacing="1" w:after="100" w:afterAutospacing="1" w:line="240" w:lineRule="auto"/>
       <w:outlineLvl w:val="2"/>
     </w:pPr>
     <w:rPr>
       <w:rFonts w:ascii="Times New Roman" w:eastAsia="Times New Roman" w:hAnsi="Times New Roman" w:cs="Times New Roman"/>
-      <w:b/>
       <w:bCs/>
       <w:noProof w:val="0"/>
+      <w:color w:val="2E74B5" w:themeColor="accent1" w:themeShade="BF"/>
       <w:sz w:val="27"/>
       <w:szCs w:val="27"/>
     </w:rPr>
@@ -6158,11 +6895,11 @@
     <w:basedOn w:val="DefaultParagraphFont"/>
     <w:link w:val="Heading3"/>
     <w:uiPriority w:val="9"/>
-    <w:rsid w:val="00DF2353"/>
+    <w:rsid w:val="002F0E05"/>
     <w:rPr>
       <w:rFonts w:ascii="Times New Roman" w:eastAsia="Times New Roman" w:hAnsi="Times New Roman" w:cs="Times New Roman"/>
-      <w:b/>
       <w:bCs/>
+      <w:color w:val="2E74B5" w:themeColor="accent1" w:themeShade="BF"/>
       <w:sz w:val="27"/>
       <w:szCs w:val="27"/>
     </w:rPr>
@@ -6584,7 +7321,7 @@
 </file>
 
 <file path=customXml/itemProps1.xml><?xml version="1.0" encoding="utf-8"?>
-<ds:datastoreItem xmlns:ds="http://schemas.openxmlformats.org/officeDocument/2006/customXml" ds:itemID="{37A6DBB6-672F-475E-8E04-DEBB9E2B117D}">
+<ds:datastoreItem xmlns:ds="http://schemas.openxmlformats.org/officeDocument/2006/customXml" ds:itemID="{9618A97F-C545-479C-AD9C-3D3867021FCB}">
   <ds:schemaRefs>
     <ds:schemaRef ds:uri="http://schemas.openxmlformats.org/officeDocument/2006/bibliography"/>
   </ds:schemaRefs>
